--- a/downloads/documents/04 Units/Unit 05 - Apparel and Textile Production and Design - Make It, Mend It, Wear It/Lesson 05.08 - Sewing On a Button.docx
+++ b/downloads/documents/04 Units/Unit 05 - Apparel and Textile Production and Design - Make It, Mend It, Wear It/Lesson 05.08 - Sewing On a Button.docx
@@ -337,7 +337,7 @@
         <w:t xml:space="preserve">Vocabulary 05.md</w:t>
       </w:r>
       <w:r>
-        <w:t xml:space="preserve">) for Turkish, Portuguese, and Spanish.</w:t>
+        <w:t xml:space="preserve">) for Spanish.</w:t>
       </w:r>
     </w:p>
     <w:p>
@@ -1221,7 +1221,7 @@
         <w:pStyle w:val="Compact"/>
       </w:pPr>
       <w:r>
-        <w:t xml:space="preserve">ELL: the seven steps are demonstrated twice, large then small, before the words carry any weight, and the handout is a numbered step card with a picture described for each step so a student can work alone from the sheet. Word bank with Turkish, Portuguese, and Spanish for button, hole, thread, under, tight, loose, fix (see</w:t>
+        <w:t xml:space="preserve">ELL: the seven steps are demonstrated twice, large then small, before the words carry any weight, and the handout is a numbered step card with a picture described for each step so a student can work alone from the sheet. Word bank with Spanish for button, hole, thread, under, tight, loose, fix (see</w:t>
       </w:r>
       <w:r>
         <w:t xml:space="preserve"> </w:t>
@@ -1817,7 +1817,7 @@
     <w:sectPr>
       <w:headerReference w:type="default" r:id="rId9"/>
       <w:pgSz w:w="12240" w:h="15840"/>
-      <w:pgMar w:top="1440" w:bottom="1440" w:left="1440" w:right="1440" w:header="504"/>
+      <w:pgMar w:top="1296" w:bottom="1296" w:left="1296" w:right="1296" w:header="504"/>
     </w:sectPr>
   </w:body>
 </w:document>
